--- a/CapstonProject/Capstone Project Report - DETR Resnet50 Image Search.docx
+++ b/CapstonProject/Capstone Project Report - DETR Resnet50 Image Search.docx
@@ -27,30 +27,29 @@
     <w:p/>
     <w:p>
       <w:r>
-        <w:t xml:space="preserve">Class : INFO-6147 Deep Learning with Pytorch  </w:t>
-      </w:r>
-    </w:p>
-    <w:p>
-      <w:r>
-        <w:t xml:space="preserve">Professor : M. Yousefhussien  </w:t>
-      </w:r>
-    </w:p>
-    <w:p>
-      <w:r>
-        <w:t xml:space="preserve">Program : AIM1  </w:t>
-      </w:r>
-    </w:p>
-    <w:p>
-      <w:r>
-        <w:t xml:space="preserve">Student ID :1319840  </w:t>
-      </w:r>
-    </w:p>
-    <w:p>
-      <w:r>
-        <w:t>Student Name : Edward (Seongmin Choi)</w:t>
-      </w:r>
-    </w:p>
-    <w:p/>
+        <w:t xml:space="preserve">Class: INFO-6147 Deep Learning with Pytorch  </w:t>
+      </w:r>
+    </w:p>
+    <w:p>
+      <w:r>
+        <w:t xml:space="preserve">Professor: M. Yousefhussien  </w:t>
+      </w:r>
+    </w:p>
+    <w:p>
+      <w:r>
+        <w:t xml:space="preserve">Program: AIM1  </w:t>
+      </w:r>
+    </w:p>
+    <w:p>
+      <w:r>
+        <w:t xml:space="preserve">Student ID:1319840  </w:t>
+      </w:r>
+    </w:p>
+    <w:p>
+      <w:r>
+        <w:t>Student Name: Edward (Seongmin Choi)</w:t>
+      </w:r>
+    </w:p>
     <w:p>
       <w:pPr>
         <w:pStyle w:val="Heading2"/>
@@ -71,12 +70,27 @@
     </w:p>
     <w:p>
       <w:r>
+        <w:rPr>
+          <w:rFonts w:hint="eastAsia"/>
+        </w:rPr>
+        <w:t xml:space="preserve">1) </w:t>
+      </w:r>
+      <w:r>
         <w:t>This project implements an intelligent object detection and image retrieval system utilizing a DETR (Detection Transformer) model based on the Resnet50 backbone.</w:t>
       </w:r>
     </w:p>
     <w:p>
       <w:r>
-        <w:t>While the base model demonstrates excellent performance in classifying and locating objects on the standard COCO dataset, this study attempted to fine-tune the model to recognize a user-defined object called 'edodo'.</w:t>
+        <w:t xml:space="preserve">While the base model demonstrates excellent performance in classifying and locating objects on </w:t>
+      </w:r>
+      <w:r>
+        <w:rPr>
+          <w:rFonts w:hint="eastAsia"/>
+        </w:rPr>
+        <w:t>2) T</w:t>
+      </w:r>
+      <w:r>
+        <w:t>he standard COCO dataset, this study attempted to fine-tune the model to recognize a user-defined object called 'edodo'.</w:t>
       </w:r>
     </w:p>
     <w:p>
@@ -86,10 +100,15 @@
     </w:p>
     <w:p>
       <w:r>
+        <w:rPr>
+          <w:rFonts w:hint="eastAsia"/>
+        </w:rPr>
+        <w:t xml:space="preserve">3) </w:t>
+      </w:r>
+      <w:r>
         <w:t>To enhance user interaction, this system integrates Google Gemini, Huggingface, and Groq APIs to convert raw detection data into natural language reports.</w:t>
       </w:r>
     </w:p>
-    <w:p/>
     <w:p>
       <w:pPr>
         <w:pStyle w:val="Heading2"/>
@@ -133,7 +152,13 @@
         </w:numPr>
       </w:pPr>
       <w:r>
-        <w:t>Deploy a robust object detection UI using Streamlit.</w:t>
+        <w:t>Find the object using the DETR Resnet50 mod</w:t>
+      </w:r>
+      <w:r>
+        <w:rPr>
+          <w:rFonts w:hint="eastAsia"/>
+        </w:rPr>
+        <w:t>el.</w:t>
       </w:r>
     </w:p>
     <w:p>
@@ -144,7 +169,27 @@
         </w:numPr>
       </w:pPr>
       <w:r>
-        <w:t>Expand the model's capability to detect custom items ('edodo').</w:t>
+        <w:t xml:space="preserve">Expand the </w:t>
+      </w:r>
+      <w:r>
+        <w:rPr>
+          <w:rFonts w:hint="eastAsia"/>
+        </w:rPr>
+        <w:t xml:space="preserve">DETR Resnet50 </w:t>
+      </w:r>
+      <w:r>
+        <w:t>model's capability to detect custom items ('edodo').</w:t>
+      </w:r>
+    </w:p>
+    <w:p>
+      <w:pPr>
+        <w:numPr>
+          <w:ilvl w:val="0"/>
+          <w:numId w:val="2"/>
+        </w:numPr>
+      </w:pPr>
+      <w:r>
+        <w:t>Deploy a robust object detection UI using Streamlit.</w:t>
       </w:r>
     </w:p>
     <w:p>
@@ -419,13 +464,7 @@
         <w:t>.</w:t>
       </w:r>
     </w:p>
-    <w:p>
-      <w:pPr>
-        <w:rPr>
-          <w:rFonts w:hint="eastAsia"/>
-        </w:rPr>
-      </w:pPr>
-    </w:p>
+    <w:p/>
     <w:p>
       <w:r>
         <w:t>Given</w:t>
@@ -454,6 +493,11 @@
         </w:rPr>
         <w:t>.</w:t>
       </w:r>
+    </w:p>
+    <w:p>
+      <w:pPr>
+        <w:jc w:val="center"/>
+      </w:pPr>
       <w:r>
         <w:br/>
       </w:r>
@@ -479,7 +523,7 @@
                     </pic:cNvPicPr>
                   </pic:nvPicPr>
                   <pic:blipFill>
-                    <a:blip r:embed="rId5" cstate="print">
+                    <a:blip r:embed="rId6" cstate="print">
                       <a:extLst>
                         <a:ext uri="{28A0092B-C50C-407E-A947-70E740481C1C}">
                           <a14:useLocalDpi xmlns:a14="http://schemas.microsoft.com/office/drawing/2010/main" val="0"/>
@@ -512,13 +556,16 @@
       </w:r>
     </w:p>
     <w:p>
+      <w:pPr>
+        <w:jc w:val="center"/>
+      </w:pPr>
       <w:r>
         <w:rPr>
           <w:noProof/>
         </w:rPr>
         <w:lastRenderedPageBreak/>
         <w:drawing>
-          <wp:inline distT="0" distB="0" distL="0" distR="0" wp14:anchorId="47A0DB78" wp14:editId="4F95BD71">
+          <wp:inline distT="0" distB="0" distL="0" distR="0" wp14:anchorId="47A0DB78" wp14:editId="3E55AB80">
             <wp:extent cx="5372100" cy="3024102"/>
             <wp:effectExtent l="0" t="0" r="0" b="5080"/>
             <wp:docPr id="241296570" name="Picture 2"/>
@@ -535,7 +582,7 @@
                     </pic:cNvPicPr>
                   </pic:nvPicPr>
                   <pic:blipFill>
-                    <a:blip r:embed="rId6" cstate="print">
+                    <a:blip r:embed="rId7" cstate="print">
                       <a:extLst>
                         <a:ext uri="{28A0092B-C50C-407E-A947-70E740481C1C}">
                           <a14:useLocalDpi xmlns:a14="http://schemas.microsoft.com/office/drawing/2010/main" val="0"/>
@@ -586,6 +633,7 @@
         <w:t>Their work build on prior work in several domains: bipartite matching losses for set prediction, encoder-decoder architectures based on the transformer, parallel decoding, and object detection methods.</w:t>
       </w:r>
     </w:p>
+    <w:p/>
     <w:p>
       <w:r>
         <w:rPr>
@@ -609,8 +657,6 @@
       </w:r>
       <w:r>
         <w:br/>
-      </w:r>
-      <w:r>
         <w:t>a CNN backbone to</w:t>
       </w:r>
       <w:r>
@@ -652,17 +698,39 @@
         <w:t>.</w:t>
       </w:r>
     </w:p>
-    <w:p>
-      <w:r>
-        <w:rPr>
-          <w:rFonts w:hint="eastAsia"/>
-        </w:rPr>
-        <w:t>4) Backbone</w:t>
-      </w:r>
-    </w:p>
-    <w:p>
-      <w:r>
-        <w:t xml:space="preserve">Starting from the initial image ximg </w:t>
+    <w:p/>
+    <w:p>
+      <w:r>
+        <w:rPr>
+          <w:rFonts w:hint="eastAsia"/>
+        </w:rPr>
+        <w:t xml:space="preserve">4) </w:t>
+      </w:r>
+      <w:r>
+        <w:rPr>
+          <w:rFonts w:hint="eastAsia"/>
+        </w:rPr>
+        <w:t xml:space="preserve">The CNN </w:t>
+      </w:r>
+      <w:r>
+        <w:rPr>
+          <w:rFonts w:hint="eastAsia"/>
+        </w:rPr>
+        <w:t>Backbone</w:t>
+      </w:r>
+    </w:p>
+    <w:p>
+      <w:r>
+        <w:t>Starting from the initial image x</w:t>
+      </w:r>
+      <w:r>
+        <w:rPr>
+          <w:vertAlign w:val="subscript"/>
+        </w:rPr>
+        <w:t>img</w:t>
+      </w:r>
+      <w:r>
+        <w:t xml:space="preserve"> </w:t>
       </w:r>
       <w:r>
         <w:rPr>
@@ -671,7 +739,16 @@
         <w:t>∈</w:t>
       </w:r>
       <w:r>
-        <w:t xml:space="preserve"> R 3×H0×W0 (with 3 color channels2 ), a conventional CNN backbone generates a lower-resolution activation map f </w:t>
+        <w:t xml:space="preserve"> R</w:t>
+      </w:r>
+      <w:r>
+        <w:rPr>
+          <w:vertAlign w:val="superscript"/>
+        </w:rPr>
+        <w:t>3×H0×W0</w:t>
+      </w:r>
+      <w:r>
+        <w:t xml:space="preserve"> (with 3 color channels), a conventional CNN backbone generates a lower-resolution activation map f </w:t>
       </w:r>
       <w:r>
         <w:rPr>
@@ -680,7 +757,7 @@
         <w:t>∈</w:t>
       </w:r>
       <w:r>
-        <w:t xml:space="preserve"> R </w:t>
+        <w:t xml:space="preserve"> R</w:t>
       </w:r>
       <w:r>
         <w:rPr>
@@ -691,13 +768,6 @@
         <w:t>C×H×W</w:t>
       </w:r>
       <w:r>
-        <w:rPr>
-          <w:sz w:val="20"/>
-          <w:szCs w:val="20"/>
-        </w:rPr>
-        <w:t xml:space="preserve"> </w:t>
-      </w:r>
-      <w:r>
         <w:t xml:space="preserve">. </w:t>
       </w:r>
     </w:p>
@@ -712,47 +782,65 @@
         <w:t>they</w:t>
       </w:r>
       <w:r>
-        <w:t xml:space="preserve"> use are C = 2048 and H, W = H</w:t>
-      </w:r>
-      <w:r>
-        <w:rPr>
-          <w:sz w:val="18"/>
-          <w:szCs w:val="18"/>
-        </w:rPr>
-        <w:t>0</w:t>
-      </w:r>
-      <w:r>
-        <w:t xml:space="preserve"> </w:t>
-      </w:r>
-      <w:r>
-        <w:rPr>
-          <w:rFonts w:hint="eastAsia"/>
-        </w:rPr>
-        <w:t>/</w:t>
-      </w:r>
-      <w:r>
-        <w:t>32 , W</w:t>
-      </w:r>
-      <w:r>
-        <w:rPr>
-          <w:sz w:val="18"/>
-          <w:szCs w:val="18"/>
-        </w:rPr>
-        <w:t>0</w:t>
-      </w:r>
-      <w:r>
-        <w:t xml:space="preserve"> </w:t>
-      </w:r>
-      <w:r>
-        <w:rPr>
-          <w:rFonts w:hint="eastAsia"/>
-        </w:rPr>
-        <w:t xml:space="preserve">/ </w:t>
-      </w:r>
-      <w:r>
-        <w:t>32 .</w:t>
-      </w:r>
-    </w:p>
+        <w:t xml:space="preserve"> use are C = 2048 and H, W = </w:t>
+      </w:r>
+      <m:oMath>
+        <m:r>
+          <w:rPr>
+            <w:rFonts w:ascii="Cambria Math" w:hAnsi="Cambria Math"/>
+          </w:rPr>
+          <m:t>H</m:t>
+        </m:r>
+        <m:r>
+          <w:rPr>
+            <w:rFonts w:ascii="Cambria Math" w:hAnsi="Cambria Math" w:hint="eastAsia"/>
+            <w:vertAlign w:val="subscript"/>
+          </w:rPr>
+          <m:t>0</m:t>
+        </m:r>
+        <m:r>
+          <w:rPr>
+            <w:rFonts w:ascii="Cambria Math" w:hAnsi="Cambria Math" w:hint="eastAsia"/>
+          </w:rPr>
+          <m:t>/</m:t>
+        </m:r>
+        <m:r>
+          <w:rPr>
+            <w:rFonts w:ascii="Cambria Math" w:hAnsi="Cambria Math"/>
+          </w:rPr>
+          <m:t>32 , W</m:t>
+        </m:r>
+        <m:r>
+          <w:rPr>
+            <w:rFonts w:ascii="Cambria Math" w:hAnsi="Cambria Math" w:hint="eastAsia"/>
+            <w:vertAlign w:val="subscript"/>
+          </w:rPr>
+          <m:t>0</m:t>
+        </m:r>
+        <m:r>
+          <w:rPr>
+            <w:rFonts w:ascii="Cambria Math" w:hAnsi="Cambria Math"/>
+          </w:rPr>
+          <m:t xml:space="preserve"> </m:t>
+        </m:r>
+        <m:r>
+          <w:rPr>
+            <w:rFonts w:ascii="Cambria Math" w:hAnsi="Cambria Math" w:hint="eastAsia"/>
+          </w:rPr>
+          <m:t xml:space="preserve">/ </m:t>
+        </m:r>
+        <m:r>
+          <w:rPr>
+            <w:rFonts w:ascii="Cambria Math" w:hAnsi="Cambria Math"/>
+          </w:rPr>
+          <m:t>32</m:t>
+        </m:r>
+      </m:oMath>
+      <w:r>
+        <w:t xml:space="preserve"> .</w:t>
+      </w:r>
+    </w:p>
+    <w:p/>
     <w:p>
       <w:r>
         <w:rPr>
@@ -763,7 +851,186 @@
       <w:r>
         <w:t>Transformer encoder.</w:t>
       </w:r>
-    </w:p>
+      <w:r>
+        <w:br/>
+      </w:r>
+      <w:r>
+        <w:t>First, a 1x1 convolution reduces the channel dimension</w:t>
+      </w:r>
+    </w:p>
+    <w:p>
+      <w:r>
+        <w:t>of the high-level activation map f from C to a smaller dimension d. creating a</w:t>
+      </w:r>
+    </w:p>
+    <w:p>
+      <w:r>
+        <w:rPr>
+          <w:rFonts w:hint="eastAsia"/>
+        </w:rPr>
+        <w:t xml:space="preserve">new feature map z0 </w:t>
+      </w:r>
+      <w:r>
+        <w:rPr>
+          <w:rFonts w:hint="eastAsia"/>
+        </w:rPr>
+        <w:t>∈</w:t>
+      </w:r>
+      <w:r>
+        <w:rPr>
+          <w:rFonts w:hint="eastAsia"/>
+        </w:rPr>
+        <w:t xml:space="preserve"> R</w:t>
+      </w:r>
+      <w:r>
+        <w:rPr>
+          <w:vertAlign w:val="superscript"/>
+        </w:rPr>
+        <w:t>d×H×W</w:t>
+      </w:r>
+      <w:r>
+        <w:t xml:space="preserve"> . The encoder expects a sequence as input, hence</w:t>
+      </w:r>
+    </w:p>
+    <w:p>
+      <w:r>
+        <w:t>we collapse the spatial dimensions of z0 into one dimension, resulting in a d×HW</w:t>
+      </w:r>
+    </w:p>
+    <w:p>
+      <w:r>
+        <w:t>feature map. Each encoder layer has a standard architecture and consists of a</w:t>
+      </w:r>
+    </w:p>
+    <w:p>
+      <w:r>
+        <w:t>multi-head self-attention module and a feed forward network (FFN). Since the</w:t>
+      </w:r>
+    </w:p>
+    <w:p>
+      <w:r>
+        <w:t>transformer architecture is permutation-invariant, we supplement it with fixed</w:t>
+      </w:r>
+    </w:p>
+    <w:p>
+      <w:r>
+        <w:t xml:space="preserve">positional encodings that are added to the input of each attention layer. </w:t>
+      </w:r>
+    </w:p>
+    <w:p/>
+    <w:p>
+      <w:r>
+        <w:rPr>
+          <w:noProof/>
+        </w:rPr>
+        <w:lastRenderedPageBreak/>
+        <w:drawing>
+          <wp:inline distT="0" distB="0" distL="0" distR="0" wp14:anchorId="0D719403" wp14:editId="3C508C5B">
+            <wp:extent cx="5754135" cy="1562100"/>
+            <wp:effectExtent l="0" t="0" r="0" b="0"/>
+            <wp:docPr id="1965117630" name="Picture 1"/>
+            <wp:cNvGraphicFramePr>
+              <a:graphicFrameLocks xmlns:a="http://schemas.openxmlformats.org/drawingml/2006/main" noChangeAspect="1"/>
+            </wp:cNvGraphicFramePr>
+            <a:graphic xmlns:a="http://schemas.openxmlformats.org/drawingml/2006/main">
+              <a:graphicData uri="http://schemas.openxmlformats.org/drawingml/2006/picture">
+                <pic:pic xmlns:pic="http://schemas.openxmlformats.org/drawingml/2006/picture">
+                  <pic:nvPicPr>
+                    <pic:cNvPr id="0" name="Picture 1"/>
+                    <pic:cNvPicPr>
+                      <a:picLocks noChangeAspect="1" noChangeArrowheads="1"/>
+                    </pic:cNvPicPr>
+                  </pic:nvPicPr>
+                  <pic:blipFill>
+                    <a:blip r:embed="rId8">
+                      <a:extLst>
+                        <a:ext uri="{28A0092B-C50C-407E-A947-70E740481C1C}">
+                          <a14:useLocalDpi xmlns:a14="http://schemas.microsoft.com/office/drawing/2010/main" val="0"/>
+                        </a:ext>
+                      </a:extLst>
+                    </a:blip>
+                    <a:srcRect/>
+                    <a:stretch>
+                      <a:fillRect/>
+                    </a:stretch>
+                  </pic:blipFill>
+                  <pic:spPr bwMode="auto">
+                    <a:xfrm>
+                      <a:off x="0" y="0"/>
+                      <a:ext cx="5760488" cy="1563825"/>
+                    </a:xfrm>
+                    <a:prstGeom prst="rect">
+                      <a:avLst/>
+                    </a:prstGeom>
+                    <a:noFill/>
+                    <a:ln>
+                      <a:noFill/>
+                    </a:ln>
+                  </pic:spPr>
+                </pic:pic>
+              </a:graphicData>
+            </a:graphic>
+          </wp:inline>
+        </w:drawing>
+      </w:r>
+    </w:p>
+    <w:p>
+      <w:r>
+        <w:t xml:space="preserve">Fig. </w:t>
+      </w:r>
+      <w:r>
+        <w:rPr>
+          <w:rFonts w:hint="eastAsia"/>
+        </w:rPr>
+        <w:t>1</w:t>
+      </w:r>
+      <w:r>
+        <w:t>: DETR uses a conventional CNN backbone to learn a 2D representation of an</w:t>
+      </w:r>
+    </w:p>
+    <w:p>
+      <w:r>
+        <w:t>input image. The model flattens it and supplements it with a positional encoding before</w:t>
+      </w:r>
+    </w:p>
+    <w:p>
+      <w:r>
+        <w:t>passing it into a transformer encoder. A transformer decoder then takes as input a</w:t>
+      </w:r>
+    </w:p>
+    <w:p>
+      <w:r>
+        <w:t>small fixed number of learned positional embeddings, which we call object queries, and</w:t>
+      </w:r>
+    </w:p>
+    <w:p>
+      <w:r>
+        <w:t>additionally attends to the encoder output. We pass each output embedding of the</w:t>
+      </w:r>
+    </w:p>
+    <w:p>
+      <w:r>
+        <w:t>decoder to a shared feed forward network (FFN) that predicts either a detection (class</w:t>
+      </w:r>
+    </w:p>
+    <w:p>
+      <w:r>
+        <w:t xml:space="preserve">and bounding box) or a </w:t>
+      </w:r>
+      <w:r>
+        <w:t>“</w:t>
+      </w:r>
+      <w:r>
+        <w:t>no object</w:t>
+      </w:r>
+      <w:r>
+        <w:t>”</w:t>
+      </w:r>
+      <w:r>
+        <w:t xml:space="preserve"> class.</w:t>
+      </w:r>
+    </w:p>
+    <w:p/>
     <w:p>
       <w:r>
         <w:rPr>
@@ -783,6 +1050,12 @@
     </w:p>
     <w:p>
       <w:r>
+        <w:t>The decoder follows the standard architecture of the transformer, transforming N embeddings of size d using multi-headed self- and encoder-decoder attention mechanisms. The difference with the original transformer is that our model decodes the N objects in parallel at each decoder layer, while Vaswani et al. use an autoregressive model that predicts the output sequence one element at a time. Since the decoder is also permutation-invariant, the N input embeddings must be different to produce different results. These input embeddings are learnt positional encodings that we refer to as object queries, and similarly to the encoder, we add them to the input of each attention layer. The N object queries are transformed into an output embedding by the decoder. They are then independently decoded into box coordinates and class labels by a feed forward network (described in the next subsection), resulting N final predictions. Using self- and encoder-decoder attention over these embeddings, the model globally reasons about all objects together using pair-wise relations between them, while being able to use the whole image as context.</w:t>
+      </w:r>
+    </w:p>
+    <w:p/>
+    <w:p>
+      <w:r>
         <w:rPr>
           <w:rFonts w:hint="eastAsia"/>
         </w:rPr>
@@ -799,11 +1072,21 @@
       </w:r>
     </w:p>
     <w:p>
-      <w:pPr>
-        <w:rPr>
-          <w:rFonts w:hint="eastAsia"/>
-        </w:rPr>
-      </w:pPr>
+      <w:r>
+        <w:t xml:space="preserve">The final prediction is computed by a 3-layer perceptron with ReLU activation function and hidden dimension d, and a linear projection layer. The FFN predicts the normalized center coordinates, height and width of the box w.r.t. the input image, and the linear layer predicts the class label using a softmax function. Since we predict a fixed-size set of N bounding boxes, where N is usually much larger than the actual number of objects of interest in an image, an additional special class label </w:t>
+      </w:r>
+      <w:r>
+        <w:rPr>
+          <w:rFonts w:ascii="Cambria Math" w:hAnsi="Cambria Math" w:cs="Cambria Math"/>
+        </w:rPr>
+        <w:t>∅</w:t>
+      </w:r>
+      <w:r>
+        <w:t xml:space="preserve"> is used to represent that no object is detected within a slot. This class plays a similar role to the “background” class in the standard object detection approaches.</w:t>
+      </w:r>
+    </w:p>
+    <w:p/>
+    <w:p>
       <w:r>
         <w:rPr>
           <w:rFonts w:hint="eastAsia"/>
@@ -811,61 +1094,34 @@
         <w:t>8)</w:t>
       </w:r>
       <w:r>
-        <w:t xml:space="preserve"> </w:t>
-      </w:r>
-      <w:r>
-        <w:t>Auxiliary decoding losses.</w:t>
+        <w:t xml:space="preserve"> Auxiliary decoding losses.</w:t>
       </w:r>
       <w:r>
         <w:br/>
       </w:r>
       <w:r>
-        <w:rPr>
-          <w:rFonts w:hint="eastAsia"/>
-        </w:rPr>
-        <w:t xml:space="preserve">They </w:t>
-      </w:r>
-      <w:r>
-        <w:t>add prediction FFNs and Hungarian loss after each</w:t>
-      </w:r>
-      <w:r>
-        <w:rPr>
-          <w:rFonts w:hint="eastAsia"/>
-        </w:rPr>
-        <w:t xml:space="preserve"> </w:t>
-      </w:r>
-      <w:r>
-        <w:t>decoder layer. All predictions FFNs share their parameters. We use an additional</w:t>
-      </w:r>
-    </w:p>
-    <w:p/>
-    <w:p>
-      <w:pPr>
-        <w:pStyle w:val="Heading3"/>
-        <w:rPr>
-          <w:rFonts w:hint="eastAsia"/>
+        <w:t xml:space="preserve">We found helpful to use auxiliary losses in decoder during training, especially to help the model output the correct number of objects of each class. We add prediction FFNs and Hungarian loss </w:t>
+      </w:r>
+      <w:r>
+        <w:lastRenderedPageBreak/>
+        <w:t>after each decoder layer. All predictions FFNs share their parameters. We use an additional shared layer-norm to normalize the input to the prediction FFNs from different decoder layers.</w:t>
+      </w:r>
+    </w:p>
+    <w:p>
+      <w:pPr>
+        <w:pStyle w:val="Heading2"/>
+        <w:rPr>
           <w:sz w:val="22"/>
           <w:szCs w:val="22"/>
         </w:rPr>
       </w:pPr>
-    </w:p>
-    <w:p/>
-    <w:p>
-      <w:pPr>
-        <w:pStyle w:val="Heading2"/>
+      <w:bookmarkStart w:id="6" w:name="_yg9kh5khc91a" w:colFirst="0" w:colLast="0"/>
+      <w:bookmarkEnd w:id="6"/>
+      <w:r>
         <w:rPr>
           <w:sz w:val="22"/>
           <w:szCs w:val="22"/>
         </w:rPr>
-      </w:pPr>
-      <w:bookmarkStart w:id="6" w:name="_yg9kh5khc91a" w:colFirst="0" w:colLast="0"/>
-      <w:bookmarkEnd w:id="6"/>
-      <w:r>
-        <w:rPr>
-          <w:sz w:val="22"/>
-          <w:szCs w:val="22"/>
-        </w:rPr>
-        <w:lastRenderedPageBreak/>
         <w:t>4. Results</w:t>
       </w:r>
     </w:p>
@@ -1023,9 +1279,9 @@
         <w:tblLook w:val="0600" w:firstRow="0" w:lastRow="0" w:firstColumn="0" w:lastColumn="0" w:noHBand="1" w:noVBand="1"/>
       </w:tblPr>
       <w:tblGrid>
-        <w:gridCol w:w="3120"/>
-        <w:gridCol w:w="3120"/>
-        <w:gridCol w:w="3120"/>
+        <w:gridCol w:w="2542"/>
+        <w:gridCol w:w="2835"/>
+        <w:gridCol w:w="3983"/>
       </w:tblGrid>
       <w:tr>
         <w:trPr>
@@ -1033,7 +1289,7 @@
         </w:trPr>
         <w:tc>
           <w:tcPr>
-            <w:tcW w:w="3120" w:type="dxa"/>
+            <w:tcW w:w="2542" w:type="dxa"/>
             <w:tcMar>
               <w:top w:w="100" w:type="dxa"/>
               <w:left w:w="100" w:type="dxa"/>
@@ -1059,7 +1315,7 @@
         </w:tc>
         <w:tc>
           <w:tcPr>
-            <w:tcW w:w="3120" w:type="dxa"/>
+            <w:tcW w:w="2835" w:type="dxa"/>
             <w:tcMar>
               <w:top w:w="100" w:type="dxa"/>
               <w:left w:w="100" w:type="dxa"/>
@@ -1085,7 +1341,7 @@
         </w:tc>
         <w:tc>
           <w:tcPr>
-            <w:tcW w:w="3120" w:type="dxa"/>
+            <w:tcW w:w="3983" w:type="dxa"/>
             <w:tcMar>
               <w:top w:w="100" w:type="dxa"/>
               <w:left w:w="100" w:type="dxa"/>
@@ -1113,7 +1369,7 @@
       <w:tr>
         <w:tc>
           <w:tcPr>
-            <w:tcW w:w="3120" w:type="dxa"/>
+            <w:tcW w:w="2542" w:type="dxa"/>
             <w:tcMar>
               <w:top w:w="100" w:type="dxa"/>
               <w:left w:w="100" w:type="dxa"/>
@@ -1129,7 +1385,7 @@
         </w:tc>
         <w:tc>
           <w:tcPr>
-            <w:tcW w:w="3120" w:type="dxa"/>
+            <w:tcW w:w="2835" w:type="dxa"/>
             <w:tcMar>
               <w:top w:w="100" w:type="dxa"/>
               <w:left w:w="100" w:type="dxa"/>
@@ -1145,7 +1401,7 @@
         </w:tc>
         <w:tc>
           <w:tcPr>
-            <w:tcW w:w="3120" w:type="dxa"/>
+            <w:tcW w:w="3983" w:type="dxa"/>
             <w:tcMar>
               <w:top w:w="100" w:type="dxa"/>
               <w:left w:w="100" w:type="dxa"/>
@@ -1163,7 +1419,7 @@
       <w:tr>
         <w:tc>
           <w:tcPr>
-            <w:tcW w:w="3120" w:type="dxa"/>
+            <w:tcW w:w="2542" w:type="dxa"/>
             <w:tcMar>
               <w:top w:w="100" w:type="dxa"/>
               <w:left w:w="100" w:type="dxa"/>
@@ -1179,7 +1435,7 @@
         </w:tc>
         <w:tc>
           <w:tcPr>
-            <w:tcW w:w="3120" w:type="dxa"/>
+            <w:tcW w:w="2835" w:type="dxa"/>
             <w:tcMar>
               <w:top w:w="100" w:type="dxa"/>
               <w:left w:w="100" w:type="dxa"/>
@@ -1195,7 +1451,7 @@
         </w:tc>
         <w:tc>
           <w:tcPr>
-            <w:tcW w:w="3120" w:type="dxa"/>
+            <w:tcW w:w="3983" w:type="dxa"/>
             <w:tcMar>
               <w:top w:w="100" w:type="dxa"/>
               <w:left w:w="100" w:type="dxa"/>
@@ -1269,7 +1525,7 @@
       <w:r>
         <w:t xml:space="preserve"> </w:t>
       </w:r>
-      <w:hyperlink r:id="rId7">
+      <w:hyperlink r:id="rId9">
         <w:r>
           <w:rPr>
             <w:color w:val="1155CC"/>
@@ -2694,4 +2950,16 @@
   </a:objectDefaults>
   <a:extraClrSchemeLst/>
 </a:theme>
+</file>
+
+<file path=customXml/item1.xml><?xml version="1.0" encoding="utf-8"?>
+<b:Sources xmlns:b="http://schemas.openxmlformats.org/officeDocument/2006/bibliography" xmlns="http://schemas.openxmlformats.org/officeDocument/2006/bibliography" SelectedStyle="\APASixthEditionOfficeOnline.xsl" StyleName="APA" Version="6"/>
+</file>
+
+<file path=customXml/itemProps1.xml><?xml version="1.0" encoding="utf-8"?>
+<ds:datastoreItem xmlns:ds="http://schemas.openxmlformats.org/officeDocument/2006/customXml" ds:itemID="{19B63A2B-694D-4EAF-A48B-87D54AD04C70}">
+  <ds:schemaRefs>
+    <ds:schemaRef ds:uri="http://schemas.openxmlformats.org/officeDocument/2006/bibliography"/>
+  </ds:schemaRefs>
+</ds:datastoreItem>
 </file>